--- a/sales/templates/plantilla_factura.docx
+++ b/sales/templates/plantilla_factura.docx
@@ -78,16 +78,6 @@
           </w:tcPr>
           <w:p>
             <w:r>
-              <w:t>Producto</w:t>
-            </w:r>
-          </w:p>
-        </w:tc>
-        <w:tc>
-          <w:tcPr>
-            <w:tcW w:w="2188" w:type="dxa"/>
-          </w:tcPr>
-          <w:p>
-            <w:r>
               <w:rPr>
                 <w:b/>
                 <w:bCs/>
@@ -119,16 +109,6 @@
           <w:p>
             <w:r>
               <w:t>{{concepto}}</w:t>
-            </w:r>
-          </w:p>
-        </w:tc>
-        <w:tc>
-          <w:tcPr>
-            <w:tcW w:w="2188" w:type="dxa"/>
-          </w:tcPr>
-          <w:p>
-            <w:r>
-              <w:t>{{item}}</w:t>
             </w:r>
           </w:p>
         </w:tc>
